--- a/BaseApp/Source/Base Application/Sales/Reports/CustomerOrderDetail.docx
+++ b/BaseApp/Source/Base Application/Sales/Reports/CustomerOrderDetail.docx
@@ -90,9 +90,9 @@
             <w:szCs w:val="16"/>
           </w:rPr>
           <w:alias w:val="#Nav: /Integer2"/>
-          <w:tag w:val="#Nav: FS_YSC_CustomerOrderDetail/50040"/>
+          <w:tag w:val="#Nav: Customer_Order_Detail/108"/>
           <w:id w:val="578720347"/>
-          <w15:dataBinding w:prefixMappings="xmlns:ns0='urn:microsoft-dynamics-nav/reports/FS_YSC_CustomerOrderDetail/50040/'" w:xpath="/ns0:NavWordReportXmlPart[1]/ns0:Integer2" w:storeItemID="{3A291C57-111D-4BFA-85F2-D5589B38B276}"/>
+          <w15:dataBinding w:prefixMappings="xmlns:ns0='urn:microsoft-dynamics-nav/reports/Customer_Order_Detail/108/'" w:xpath="/ns0:NavWordReportXmlPart[1]/ns0:Integer2" w:storeItemID="{3A291C57-111D-4BFA-85F2-D5589B38B276}"/>
           <w15:repeatingSection/>
         </w:sdtPr>
         <w:sdtEndPr>
@@ -1328,9 +1328,9 @@
             <w:szCs w:val="16"/>
           </w:rPr>
           <w:alias w:val="#Nav: /Customer"/>
-          <w:tag w:val="#Nav: FS_YSC_CustomerOrderDetail/50040"/>
+          <w:tag w:val="#Nav: Customer_Order_Detail/108"/>
           <w:id w:val="-1650897607"/>
-          <w15:dataBinding w:prefixMappings="xmlns:ns0='urn:microsoft-dynamics-nav/reports/FS_YSC_CustomerOrderDetail/50040/'" w:xpath="/ns0:NavWordReportXmlPart[1]/ns0:Customer" w:storeItemID="{3A291C57-111D-4BFA-85F2-D5589B38B276}"/>
+          <w15:dataBinding w:prefixMappings="xmlns:ns0='urn:microsoft-dynamics-nav/reports/Customer_Order_Detail/108/'" w:xpath="/ns0:NavWordReportXmlPart[1]/ns0:Customer" w:storeItemID="{3A291C57-111D-4BFA-85F2-D5589B38B276}"/>
           <w15:repeatingSection/>
         </w:sdtPr>
         <w:sdtContent>
@@ -1973,9 +1973,9 @@
                     <w:szCs w:val="16"/>
                   </w:rPr>
                   <w:alias w:val="#Nav: /Customer/Sales_Header"/>
-                  <w:tag w:val="#Nav: FS_YSC_CustomerOrderDetail/50040"/>
+                  <w:tag w:val="#Nav: Customer_Order_Detail/108"/>
                   <w:id w:val="-1039658512"/>
-                  <w15:dataBinding w:prefixMappings="xmlns:ns0='urn:microsoft-dynamics-nav/reports/FS_YSC_CustomerOrderDetail/50040/'" w:xpath="/ns0:NavWordReportXmlPart[1]/ns0:Customer[1]/ns0:Sales_Header" w:storeItemID="{3A291C57-111D-4BFA-85F2-D5589B38B276}"/>
+                  <w15:dataBinding w:prefixMappings="xmlns:ns0='urn:microsoft-dynamics-nav/reports/Customer_Order_Detail/108/'" w:xpath="/ns0:NavWordReportXmlPart[1]/ns0:Customer[1]/ns0:Sales_Header" w:storeItemID="{3A291C57-111D-4BFA-85F2-D5589B38B276}"/>
                   <w15:repeatingSection/>
                 </w:sdtPr>
                 <w:sdtContent>
@@ -2426,9 +2426,9 @@
                             <w:szCs w:val="16"/>
                           </w:rPr>
                           <w:alias w:val="#Nav: /Customer/Sales_Header/Sales_Line"/>
-                          <w:tag w:val="#Nav: FS_YSC_CustomerOrderDetail/50040"/>
+                          <w:tag w:val="#Nav: Customer_Order_Detail/108"/>
                           <w:id w:val="1517885497"/>
-                          <w15:dataBinding w:prefixMappings="xmlns:ns0='urn:microsoft-dynamics-nav/reports/FS_YSC_CustomerOrderDetail/50040/'" w:xpath="/ns0:NavWordReportXmlPart[1]/ns0:Customer[1]/ns0:Sales_Header[1]/ns0:Sales_Line" w:storeItemID="{3A291C57-111D-4BFA-85F2-D5589B38B276}"/>
+                          <w15:dataBinding w:prefixMappings="xmlns:ns0='urn:microsoft-dynamics-nav/reports/Customer_Order_Detail/108/'" w:xpath="/ns0:NavWordReportXmlPart[1]/ns0:Customer[1]/ns0:Sales_Header[1]/ns0:Sales_Line" w:storeItemID="{3A291C57-111D-4BFA-85F2-D5589B38B276}"/>
                           <w15:repeatingSection/>
                         </w:sdtPr>
                         <w:sdtContent>
@@ -4217,12 +4217,12 @@
                 <w:szCs w:val="16"/>
               </w:rPr>
               <w:alias w:val="#Nav: /BCReportInformation/ReportRequest/UserName"/>
-              <w:tag w:val="#Nav: FS_YSC_CustomerOrderDetail/50040"/>
+              <w:tag w:val="#Nav: Customer_Order_Detail/108"/>
               <w:id w:val="-249272221"/>
               <w:placeholder>
                 <w:docPart w:val="1D29AF3FAC8A4932B21D33EF38F269FD"/>
               </w:placeholder>
-              <w:dataBinding w:prefixMappings="xmlns:ns0='urn:microsoft-dynamics-nav/reports/FS_YSC_CustomerOrderDetail/50040/'" w:xpath="/ns0:NavWordReportXmlPart[1]/ns0:BCReportInformation[1]/ns0:ReportRequest[1]/ns0:UserName[1]" w:storeItemID="{3A291C57-111D-4BFA-85F2-D5589B38B276}"/>
+              <w:dataBinding w:prefixMappings="xmlns:ns0='urn:microsoft-dynamics-nav/reports/Customer_Order_Detail/108/'" w:xpath="/ns0:NavWordReportXmlPart[1]/ns0:BCReportInformation[1]/ns0:ReportRequest[1]/ns0:UserName[1]" w:storeItemID="{3A291C57-111D-4BFA-85F2-D5589B38B276}"/>
               <w:text/>
             </w:sdtPr>
             <w:sdtContent>
@@ -4317,12 +4317,12 @@
             <w:szCs w:val="16"/>
           </w:rPr>
           <w:alias w:val="#Nav: /BCReportInformation/ReportRequest/CompanyName"/>
-          <w:tag w:val="#Nav: FS_YSC_CustomerOrderDetail/50040"/>
+          <w:tag w:val="#Nav: Customer_Order_Detail/108"/>
           <w:id w:val="-1641258246"/>
           <w:placeholder>
             <w:docPart w:val="7DF42B52DCCF41E29F53AD63CF40EF2C"/>
           </w:placeholder>
-          <w:dataBinding w:prefixMappings="xmlns:ns0='urn:microsoft-dynamics-nav/reports/FS_YSC_CustomerOrderDetail/50040/'" w:xpath="/ns0:NavWordReportXmlPart[1]/ns0:BCReportInformation[1]/ns0:ReportRequest[1]/ns0:CompanyName[1]" w:storeItemID="{3A291C57-111D-4BFA-85F2-D5589B38B276}"/>
+          <w:dataBinding w:prefixMappings="xmlns:ns0='urn:microsoft-dynamics-nav/reports/Customer_Order_Detail/108/'" w:xpath="/ns0:NavWordReportXmlPart[1]/ns0:BCReportInformation[1]/ns0:ReportRequest[1]/ns0:CompanyName[1]" w:storeItemID="{3A291C57-111D-4BFA-85F2-D5589B38B276}"/>
           <w:text/>
         </w:sdtPr>
         <w:sdtContent>
@@ -6742,239 +6742,123 @@
 <b:Sources xmlns:b="http://schemas.openxmlformats.org/officeDocument/2006/bibliography" xmlns="http://schemas.openxmlformats.org/officeDocument/2006/bibliography" SelectedStyle="\APASixthEditionOfficeOnline.xsl" StyleName="APA" Version="6"/>
 </file>
 
-<file path=customXml/item2.xml>��< ? x m l   v e r s i o n = " 1 . 0 "   e n c o d i n g = " u t f - 1 6 " ? > - 
- < N a v W o r d R e p o r t X m l P a r t   x m l n s = " u r n : m i c r o s o f t - d y n a m i c s - n a v / r e p o r t s / F S _ Y S C _ C u s t o m e r O r d e r D e t a i l / 5 0 0 4 0 / " > - 
-     < B C R e p o r t I n f o r m a t i o n > - 
-         < R e p o r t M e t a d a t a > - 
-             < E x t e n s i o n I d > E x t e n s i o n   I D < / E x t e n s i o n I d > - 
-             < E x t e n s i o n N a m e > E x t e n s i o n   N a m e < / E x t e n s i o n N a m e > - 
-             < E x t e n s i o n P u b l i s h e r > E x t e n s i o n   P u b l i s h e r < / E x t e n s i o n P u b l i s h e r > - 
-             < E x t e n s i o n V e r s i o n > E x t e n s i o n   V e r s i o n < / E x t e n s i o n V e r s i o n > - 
-             < R e p o r t I d > R e p o r t   I D < / R e p o r t I d > - 
-             < R e p o r t N a m e > R e p o r t   N a m e < / R e p o r t N a m e > - 
-             < A b o u t T h i s R e p o r t T i t l e > A b o u t   T h i s   R e p o r t   T i t l e < / A b o u t T h i s R e p o r t T i t l e > - 
-             < A b o u t T h i s R e p o r t T e x t > A b o u t   T h i s   R e p o r t   T e x t < / A b o u t T h i s R e p o r t T e x t > - 
-             < R e p o r t H e l p L i n k > R e p o r t   H e l p   L i n k < / R e p o r t H e l p L i n k > - 
-         < / R e p o r t M e t a d a t a > - 
-         < R e p o r t R e q u e s t > - 
-             < T e n a n t E n t r a I d > T e n a n t   E n t r a   I d < / T e n a n t E n t r a I d > - 
-             < E n v i r o n m e n t N a m e > E n v i r o n m e n t   N a m e < / E n v i r o n m e n t N a m e > - 
-             < E n v i r o n m e n t T y p e > E n v i r o n m e n t   T y p e < / E n v i r o n m e n t T y p e > - 
-             < C o m p a n y N a m e > C o m p a n y   N a m e < / C o m p a n y N a m e > - 
-             < C o m p a n y D i s p l a y N a m e > C o m p a n y   D i s p l a y   N a m e < / C o m p a n y D i s p l a y N a m e > - 
-             < C o m p a n y I d > C o m p a n y   I D < / C o m p a n y I d > - 
-             < U s e r N a m e > U s e r   N a m e < / U s e r N a m e > - 
-             < D a t e A n d T i m e > D a t e   a n d   T i m e < / D a t e A n d T i m e > - 
-             < L a n g u a g e > L a n g u a g e < / L a n g u a g e > - 
-             < F o r m a t R e g i o n > F o r m a t   R e g i o n < / F o r m a t R e g i o n > - 
-             < D a t e T i m e V a l u e s > - 
-                 < Y e a r > Y e a r < / Y e a r > - 
-                 < M o n t h N u m b e r > M o n t h   N u m b e r < / M o n t h N u m b e r > - 
-                 < D a y N u m b e r > D a y   N u m b e r < / D a y N u m b e r > - 
-                 < H o u r > H o u r < / H o u r > - 
-                 < M i n u t e > M i n u t e < / M i n u t e > - 
-             < / D a t e T i m e V a l u e s > - 
-         < / R e p o r t R e q u e s t > - 
-     < / B C R e p o r t I n f o r m a t i o n > - 
-     < L a b e l s > - 
-         < A b o u t T h e R e p o r t L b l > A b o u t T h e R e p o r t L b l < / A b o u t T h e R e p o r t L b l > - 
-         < B a c k O r d e r Q t y L b l > B a c k O r d e r Q t y L b l < / B a c k O r d e r Q t y L b l > - 
-         < C o m p a n y L b l > C o m p a n y L b l < / C o m p a n y L b l > - 
-         < C u s t o m e r N o L b l > C u s t o m e r N o L b l < / C u s t o m e r N o L b l > - 
-         < C u s t O r d e r D e t a i l A n a l y s i s L b l > C u s t O r d e r D e t a i l A n a l y s i s L b l < / C u s t O r d e r D e t a i l A n a l y s i s L b l > - 
-         < C u s t O r d e r D e t a i l L b l > C u s t O r d e r D e t a i l L b l < / C u s t O r d e r D e t a i l L b l > - 
-         < C u s t O r d e r D e t a i l P r i n t L b l > C u s t O r d e r D e t a i l P r i n t L b l < / C u s t O r d e r D e t a i l P r i n t L b l > - 
-         < D a t a R e t r i e v e d L b l > D a t a R e t r i e v e d L b l < / D a t a R e t r i e v e d L b l > - 
-         < D e s c r i p t i o n _ S a l e s L i n e C a p t i o n > D e s c r i p t i o n _ S a l e s L i n e C a p t i o n < / D e s c r i p t i o n _ S a l e s L i n e C a p t i o n > - 
-         < D o c u m e n t a t i o n L b l > D o c u m e n t a t i o n L b l < / D o c u m e n t a t i o n L b l > - 
-         < E n v i r o n m e n t L b l > E n v i r o n m e n t L b l < / E n v i r o n m e n t L b l > - 
-         < I n v D i s c A m t _ S a l e s L i n e C a p t i o n > I n v D i s c A m t _ S a l e s L i n e C a p t i o n < / I n v D i s c A m t _ S a l e s L i n e C a p t i o n > - 
-         < L i n e D i s c A m t _ S a l e s L i n e C a p t i o n > L i n e D i s c A m t _ S a l e s L i n e C a p t i o n < / L i n e D i s c A m t _ S a l e s L i n e C a p t i o n > - 
-         < N a m e _ C u s t o m e r C a p t i o n > N a m e _ C u s t o m e r C a p t i o n < / N a m e _ C u s t o m e r C a p t i o n > - 
-         < N o _ C a p t i o n > N o _ C a p t i o n < / N o _ C a p t i o n > - 
-         < N o _ C u s t o m e r C a p t i o n > N o _ C u s t o m e r C a p t i o n < / N o _ C u s t o m e r C a p t i o n > - 
-         < N o _ S a l e s L i n e C a p t i o n > N o _ S a l e s L i n e C a p t i o n < / N o _ S a l e s L i n e C a p t i o n > - 
-         < O r d e r N o C a p t i o n > O r d e r N o C a p t i o n < / O r d e r N o C a p t i o n > - 
-         < O r d e r N o L b l > O r d e r N o L b l < / O r d e r N o L b l > - 
-         < O u t S t a n d i n g Q t y _ S a l e s L i n e C a p t i o n > O u t S t a n d i n g Q t y _ S a l e s L i n e C a p t i o n < / O u t S t a n d i n g Q t y _ S a l e s L i n e C a p t i o n > - 
-         < P o s t i n g D a t e F i l t e r L b l > P o s t i n g D a t e F i l t e r L b l < / P o s t i n g D a t e F i l t e r L b l > - 
-         < Q u a n t i t y _ S a l e s L i n e C a p t i o n > Q u a n t i t y _ S a l e s L i n e C a p t i o n < / Q u a n t i t y _ S a l e s L i n e C a p t i o n > - 
-         < R e p o r t N a m e L b l > R e p o r t N a m e L b l < / R e p o r t N a m e L b l > - 
-         < R u n O n L b l > R u n O n L b l < / R u n O n L b l > - 
-         < S a l e s H e a d e r N o C a p t i o n > S a l e s H e a d e r N o C a p t i o n < / S a l e s H e a d e r N o C a p t i o n > - 
-         < S a l e s H e a d e r O r d e r D a t e C a p t i o n > S a l e s H e a d e r O r d e r D a t e C a p t i o n < / S a l e s H e a d e r O r d e r D a t e C a p t i o n > - 
-         < S a l e s O r d e r A m o u n t L b l > S a l e s O r d e r A m o u n t L b l < / S a l e s O r d e r A m o u n t L b l > - 
-         < S h i p m e n t D a t e L b l > S h i p m e n t D a t e L b l < / S h i p m e n t D a t e L b l > - 
-         < T o t a l L b l > T o t a l L b l < / T o t a l L b l > - 
-         < T y p e _ S a l e s L i n e C a p t i o n > T y p e _ S a l e s L i n e C a p t i o n < / T y p e _ S a l e s L i n e C a p t i o n > - 
-         < U n i t P r i c e _ S a l e s L i n e C a p t i o n > U n i t P r i c e _ S a l e s L i n e C a p t i o n < / U n i t P r i c e _ S a l e s L i n e C a p t i o n > - 
-         < U s e r L b l > U s e r L b l < / U s e r L b l > - 
-     < / L a b e l s > - 
-     < C u s t o m e r > - 
-         < A l l A m t A r e I n L C Y C a p t i o n > A l l A m t A r e I n L C Y C a p t i o n < / A l l A m t A r e I n L C Y C a p t i o n > - 
-         < C o m p a n y N a m e > C o m p a n y N a m e < / C o m p a n y N a m e > - 
-         < C u s t F i l t e r > C u s t F i l t e r < / C u s t F i l t e r > - 
-         < C u s t o m e r N o A n d N a m e > C u s t o m e r N o A n d N a m e < / C u s t o m e r N o A n d N a m e > - 
-         < C u s t O r d e r D e t a i l C a p t i o n > C u s t O r d e r D e t a i l C a p t i o n < / C u s t O r d e r D e t a i l C a p t i o n > - 
-         < C u s t T a b l e C a p C u s t F i l t e r > C u s t T a b l e C a p C u s t F i l t e r < / C u s t T a b l e C a p C u s t F i l t e r > - 
-         < N a m e _ C u s t o m e r > N a m e _ C u s t o m e r < / N a m e _ C u s t o m e r > - 
-         < N o _ C u s t o m e r > N o _ C u s t o m e r < / N o _ C u s t o m e r > - 
-         < O u t s t a n d i n g O r d e r s C a p t i o n > O u t s t a n d i n g O r d e r s C a p t i o n < / O u t s t a n d i n g O r d e r s C a p t i o n > - 
-         < P a g e C a p t i o n > P a g e C a p t i o n < / P a g e C a p t i o n > - 
-         < P a g e G r o u p N o > P a g e G r o u p N o < / P a g e G r o u p N o > - 
-         < P r i n t A m o u n t s I n L C Y > P r i n t A m o u n t s I n L C Y < / P r i n t A m o u n t s I n L C Y > - 
-         < Q t y O n B a c k O r d e r C a p t i o n > Q t y O n B a c k O r d e r C a p t i o n < / Q t y O n B a c k O r d e r C a p t i o n > - 
-         < S a l e s L i n e F i l t e r > S a l e s L i n e F i l t e r < / S a l e s L i n e F i l t e r > - 
-         < S a l e s O r d e r L i n e F i l t e r > S a l e s O r d e r L i n e F i l t e r < / S a l e s O r d e r L i n e F i l t e r > - 
-         < S h i p m e n t D a t e C a p t i o n > S h i p m e n t D a t e C a p t i o n < / S h i p m e n t D a t e C a p t i o n > - 
-         < S h i p m e n t P e r i o d D a t e > S h i p m e n t P e r i o d D a t e < / S h i p m e n t P e r i o d D a t e > - 
-         < S a l e s _ H e a d e r > - 
-             < N o _ > N o _ < / N o _ > - 
-             < O r d e r N o A n d D a t e > O r d e r N o A n d D a t e < / O r d e r N o A n d D a t e > - 
-             < S a l e s _ L i n e > - 
-                 < B a c k O r d e r Q t y > B a c k O r d e r Q t y < / B a c k O r d e r Q t y > - 
-                 < D e s c r i p t i o n _ S a l e s L i n e > D e s c r i p t i o n _ S a l e s L i n e < / D e s c r i p t i o n _ S a l e s L i n e > - 
-                 < I n v D i s c A m t _ S a l e s L i n e > I n v D i s c A m t _ S a l e s L i n e < / I n v D i s c A m t _ S a l e s L i n e > - 
-                 < L i n e D i s c A m t _ S a l e s L i n e > L i n e D i s c A m t _ S a l e s L i n e < / L i n e D i s c A m t _ S a l e s L i n e > - 
-                 < N o _ S a l e s L i n e > N o _ S a l e s L i n e < / N o _ S a l e s L i n e > - 
-                 < O u t S t a n d i n g Q t y _ S a l e s L i n e > O u t S t a n d i n g Q t y _ S a l e s L i n e < / O u t S t a n d i n g Q t y _ S a l e s L i n e > - 
-                 < Q u a n t i t y _ S a l e s L i n e > Q u a n t i t y _ S a l e s L i n e < / Q u a n t i t y _ S a l e s L i n e > - 
-                 < S a l e s H e a d e r C u r r C o d e > S a l e s H e a d e r C u r r C o d e < / S a l e s H e a d e r C u r r C o d e > - 
-                 < S a l e s H e a d e r N o > S a l e s H e a d e r N o < / S a l e s H e a d e r N o > - 
-                 < S a l e s H e a d e r O r d e r D a t e > S a l e s H e a d e r O r d e r D a t e < / S a l e s H e a d e r O r d e r D a t e > - 
-                 < S a l e s O r d e r A m o u n t > S a l e s O r d e r A m o u n t < / S a l e s O r d e r A m o u n t > - 
-                 < S h i p m e n t D a t e _ S a l e s L i n e > S h i p m e n t D a t e _ S a l e s L i n e < / S h i p m e n t D a t e _ S a l e s L i n e > - 
-                 < T y p e _ S a l e s L i n e > T y p e _ S a l e s L i n e < / T y p e _ S a l e s L i n e > - 
-                 < U n i t P r i c e _ S a l e s L i n e > U n i t P r i c e _ S a l e s L i n e < / U n i t P r i c e _ S a l e s L i n e > - 
-             < / S a l e s _ L i n e > - 
-         < / S a l e s _ H e a d e r > - 
-         < I n t e g e r > - 
-             < C u r r C o d e _ C u r r T o t a l B u f f > C u r r C o d e _ C u r r T o t a l B u f f < / C u r r C o d e _ C u r r T o t a l B u f f > - 
-             < T o t a l A m t _ C u r r T o t a l B u f f > T o t a l A m t _ C u r r T o t a l B u f f < / T o t a l A m t _ C u r r T o t a l B u f f > - 
-         < / I n t e g e r > - 
-     < / C u s t o m e r > - 
-     < I n t e g e r 2 > - 
-         < C u r r C o d e _ C u r r T o t a l B u f f 2 > C u r r C o d e _ C u r r T o t a l B u f f 2 < / C u r r C o d e _ C u r r T o t a l B u f f 2 > - 
-         < T o t a l A m t _ C u r r T o t a l B u f f 2 > T o t a l A m t _ C u r r T o t a l B u f f 2 < / T o t a l A m t _ C u r r T o t a l B u f f 2 > - 
-         < T o t a l C a p t i o n > T o t a l C a p t i o n < / T o t a l C a p t i o n > - 
-     < / I n t e g e r 2 > - 
- < / N a v W o r d R e p o r t X m l P a r t > 
+<file path=customXml/item3.xml><?xml version="1.0" encoding="utf-8"?>
+<NavWordReportXmlPart xmlns="urn:microsoft-dynamics-nav/reports/Customer_Order_Detail/108/">
+  <BCReportInformation>
+    <ReportMetadata>
+      <ExtensionId>Extension ID</ExtensionId>
+      <ExtensionName>Extension Name</ExtensionName>
+      <ExtensionPublisher>Extension Publisher</ExtensionPublisher>
+      <ExtensionVersion>Extension Version</ExtensionVersion>
+      <ReportId>Report ID</ReportId>
+      <ReportName>Report Name</ReportName>
+      <AboutThisReportTitle>About This Report Title</AboutThisReportTitle>
+      <AboutThisReportText>About This Report Text</AboutThisReportText>
+      <ReportHelpLink>Report Help Link</ReportHelpLink>
+    </ReportMetadata>
+    <ReportRequest>
+      <TenantEntraId>Tenant Entra Id</TenantEntraId>
+      <EnvironmentName>Environment Name</EnvironmentName>
+      <EnvironmentType>Environment Type</EnvironmentType>
+      <CompanyName>Company Name</CompanyName>
+      <CompanyDisplayName>Company Display Name</CompanyDisplayName>
+      <CompanyId>Company ID</CompanyId>
+      <UserName>User Name</UserName>
+      <DateAndTime>Date and Time</DateAndTime>
+      <Language>Language</Language>
+      <FormatRegion>Format Region</FormatRegion>
+      <DateTimeValues>
+        <Year>Year</Year>
+        <MonthNumber>Month Number</MonthNumber>
+        <DayNumber>Day Number</DayNumber>
+        <Hour>Hour</Hour>
+        <Minute>Minute</Minute>
+      </DateTimeValues>
+    </ReportRequest>
+  </BCReportInformation>
+  <Labels>
+    <AboutTheReportLbl>AboutTheReportLbl</AboutTheReportLbl>
+    <BackOrderQtyLbl>BackOrderQtyLbl</BackOrderQtyLbl>
+    <CompanyLbl>CompanyLbl</CompanyLbl>
+    <CustomerNoLbl>CustomerNoLbl</CustomerNoLbl>
+    <CustOrderDetailAnalysisLbl>CustOrderDetailAnalysisLbl</CustOrderDetailAnalysisLbl>
+    <CustOrderDetailLbl>CustOrderDetailLbl</CustOrderDetailLbl>
+    <CustOrderDetailPrintLbl>CustOrderDetailPrintLbl</CustOrderDetailPrintLbl>
+    <DataRetrievedLbl>DataRetrievedLbl</DataRetrievedLbl>
+    <Description_SalesLineCaption>Description_SalesLineCaption</Description_SalesLineCaption>
+    <DocumentationLbl>DocumentationLbl</DocumentationLbl>
+    <EnvironmentLbl>EnvironmentLbl</EnvironmentLbl>
+    <InvDiscAmt_SalesLineCaption>InvDiscAmt_SalesLineCaption</InvDiscAmt_SalesLineCaption>
+    <LineDiscAmt_SalesLineCaption>LineDiscAmt_SalesLineCaption</LineDiscAmt_SalesLineCaption>
+    <Name_CustomerCaption>Name_CustomerCaption</Name_CustomerCaption>
+    <No_Caption>No_Caption</No_Caption>
+    <No_CustomerCaption>No_CustomerCaption</No_CustomerCaption>
+    <No_SalesLineCaption>No_SalesLineCaption</No_SalesLineCaption>
+    <OrderNoCaption>OrderNoCaption</OrderNoCaption>
+    <OrderNoLbl>OrderNoLbl</OrderNoLbl>
+    <OutStandingQty_SalesLineCaption>OutStandingQty_SalesLineCaption</OutStandingQty_SalesLineCaption>
+    <PostingDateFilterLbl>PostingDateFilterLbl</PostingDateFilterLbl>
+    <Quantity_SalesLineCaption>Quantity_SalesLineCaption</Quantity_SalesLineCaption>
+    <ReportNameLbl>ReportNameLbl</ReportNameLbl>
+    <RunOnLbl>RunOnLbl</RunOnLbl>
+    <SalesHeaderNoCaption>SalesHeaderNoCaption</SalesHeaderNoCaption>
+    <SalesHeaderOrderDateCaption>SalesHeaderOrderDateCaption</SalesHeaderOrderDateCaption>
+    <SalesOrderAmountLbl>SalesOrderAmountLbl</SalesOrderAmountLbl>
+    <ShipmentDateLbl>ShipmentDateLbl</ShipmentDateLbl>
+    <TotalLbl>TotalLbl</TotalLbl>
+    <Type_SalesLineCaption>Type_SalesLineCaption</Type_SalesLineCaption>
+    <UnitPrice_SalesLineCaption>UnitPrice_SalesLineCaption</UnitPrice_SalesLineCaption>
+    <UserLbl>UserLbl</UserLbl>
+  </Labels>
+  <Customer>
+    <AllAmtAreInLCYCaption>AllAmtAreInLCYCaption</AllAmtAreInLCYCaption>
+    <CompanyName>CompanyName</CompanyName>
+    <CustFilter>CustFilter</CustFilter>
+    <CustomerNoAndName>CustomerNoAndName</CustomerNoAndName>
+    <CustOrderDetailCaption>CustOrderDetailCaption</CustOrderDetailCaption>
+    <CustTableCapCustFilter>CustTableCapCustFilter</CustTableCapCustFilter>
+    <Name_Customer>Name_Customer</Name_Customer>
+    <No_Customer>No_Customer</No_Customer>
+    <OutstandingOrdersCaption>OutstandingOrdersCaption</OutstandingOrdersCaption>
+    <PageCaption>PageCaption</PageCaption>
+    <PageGroupNo>PageGroupNo</PageGroupNo>
+    <PrintAmountsInLCY>PrintAmountsInLCY</PrintAmountsInLCY>
+    <QtyOnBackOrderCaption>QtyOnBackOrderCaption</QtyOnBackOrderCaption>
+    <SalesLineFilter>SalesLineFilter</SalesLineFilter>
+    <SalesOrderLineFilter>SalesOrderLineFilter</SalesOrderLineFilter>
+    <ShipmentDateCaption>ShipmentDateCaption</ShipmentDateCaption>
+    <ShipmentPeriodDate>ShipmentPeriodDate</ShipmentPeriodDate>
+    <Sales_Header>
+      <No_>No_</No_>
+      <OrderNoAndDate>OrderNoAndDate</OrderNoAndDate>
+      <Sales_Line>
+        <BackOrderQty>BackOrderQty</BackOrderQty>
+        <Description_SalesLine>Description_SalesLine</Description_SalesLine>
+        <InvDiscAmt_SalesLine>InvDiscAmt_SalesLine</InvDiscAmt_SalesLine>
+        <LineDiscAmt_SalesLine>LineDiscAmt_SalesLine</LineDiscAmt_SalesLine>
+        <No_SalesLine>No_SalesLine</No_SalesLine>
+        <OutStandingQty_SalesLine>OutStandingQty_SalesLine</OutStandingQty_SalesLine>
+        <Quantity_SalesLine>Quantity_SalesLine</Quantity_SalesLine>
+        <SalesHeaderCurrCode>SalesHeaderCurrCode</SalesHeaderCurrCode>
+        <SalesHeaderNo>SalesHeaderNo</SalesHeaderNo>
+        <SalesHeaderOrderDate>SalesHeaderOrderDate</SalesHeaderOrderDate>
+        <SalesOrderAmount>SalesOrderAmount</SalesOrderAmount>
+        <ShipmentDate_SalesLine>ShipmentDate_SalesLine</ShipmentDate_SalesLine>
+        <Type_SalesLine>Type_SalesLine</Type_SalesLine>
+        <UnitPrice_SalesLine>UnitPrice_SalesLine</UnitPrice_SalesLine>
+      </Sales_Line>
+    </Sales_Header>
+    <Integer>
+      <CurrCode_CurrTotalBuff>CurrCode_CurrTotalBuff</CurrCode_CurrTotalBuff>
+      <TotalAmt_CurrTotalBuff>TotalAmt_CurrTotalBuff</TotalAmt_CurrTotalBuff>
+    </Integer>
+  </Customer>
+  <Integer2>
+    <CurrCode_CurrTotalBuff2>CurrCode_CurrTotalBuff2</CurrCode_CurrTotalBuff2>
+    <TotalAmt_CurrTotalBuff2>TotalAmt_CurrTotalBuff2</TotalAmt_CurrTotalBuff2>
+    <TotalCaption>TotalCaption</TotalCaption>
+  </Integer2>
+</NavWordReportXmlPart>
 </file>
 
 <file path=customXml/itemProps1.xml><?xml version="1.0" encoding="utf-8"?>
@@ -6985,14 +6869,6 @@
 </ds:datastoreItem>
 </file>
 
-<file path=customXml/itemProps2.xml><?xml version="1.0" encoding="utf-8"?>
-<ds:datastoreItem xmlns:ds="http://schemas.openxmlformats.org/officeDocument/2006/customXml" ds:itemID="{3A291C57-111D-4BFA-85F2-D5589B38B276}">
-  <ds:schemaRefs>
-    <ds:schemaRef ds:uri="urn:microsoft-dynamics-nav/reports/FS_YSC_CustomerOrderDetail/50040/"/>
-  </ds:schemaRefs>
-</ds:datastoreItem>
-</file>
-
 <file path=docMetadata/LabelInfo.xml><?xml version="1.0" encoding="utf-8"?>
 <clbl:labelList xmlns:clbl="http://schemas.microsoft.com/office/2020/mipLabelMetadata">
   <clbl:label id="{85ca8af4-763a-45c2-80ae-a5ca1b80bddc}" enabled="1" method="Standard" siteId="{06cdaf09-14f0-4cd1-8ac0-7bfed707a82c}" contentBits="0" removed="0"/>

--- a/BaseApp/Source/Base Application/Sales/Reports/CustomerOrderDetail.docx
+++ b/BaseApp/Source/Base Application/Sales/Reports/CustomerOrderDetail.docx
@@ -139,7 +139,7 @@
                     <w:placeholder>
                       <w:docPart w:val="DefaultPlaceholder_-1854013440"/>
                     </w:placeholder>
-                    <w15:dataBinding w:prefixMappings="xmlns:ns0='urn:microsoft-dynamics-nav/reports/FS_YSC_CustomerOrderDetail/50040/' " w:xpath="/ns0:NavWordReportXmlPart[1]/ns0:Labels[1]/ns0:TotalLbl[1]" w:storeItemID="{3A291C57-111D-4BFA-85F2-D5589B38B276}" w16sdtdh:storeItemChecksum="X5ES0w=="/>
+                    <w15:dataBinding w:prefixMappings="xmlns:ns0='urn:microsoft-dynamics-nav/reports/Customer_Order_Detail/108/'" w:xpath="/ns0:NavWordReportXmlPart[1]/ns0:Labels[1]/ns0:TotalLbl[1]" w:storeItemID="{3A291C57-111D-4BFA-85F2-D5589B38B276}" w16sdtdh:storeItemChecksum="X5ES0w=="/>
                   </w:sdtPr>
                   <w:sdtContent>
                     <w:tc>
@@ -184,7 +184,7 @@
                     <w:placeholder>
                       <w:docPart w:val="DefaultPlaceholder_-1854013440"/>
                     </w:placeholder>
-                    <w15:dataBinding w:prefixMappings="xmlns:ns0='urn:microsoft-dynamics-nav/reports/CustomerOrderDetail/50031/' " w:xpath="/ns0:NavWordReportXmlPart[1]/ns0:Integer2[1]/ns0:TotalAmt_CurrTotalBuff2[1]" w:storeItemID="{9FA183A9-2CCC-4B8E-BC93-47CE10359CA4}"/>
+                    <w15:dataBinding w:prefixMappings="xmlns:ns0='urn:microsoft-dynamics-nav/reports/Customer_Order_Detail/108/'" w:xpath="/ns0:NavWordReportXmlPart[1]/ns0:Integer2[1]/ns0:TotalAmt_CurrTotalBuff2[1]" w:storeItemID="{9FA183A9-2CCC-4B8E-BC93-47CE10359CA4}"/>
                   </w:sdtPr>
                   <w:sdtContent>
                     <w:tc>
@@ -232,7 +232,7 @@
                     <w:placeholder>
                       <w:docPart w:val="DefaultPlaceholder_-1854013440"/>
                     </w:placeholder>
-                    <w15:dataBinding w:prefixMappings="xmlns:ns0='urn:microsoft-dynamics-nav/reports/CustomerOrderDetail/50031/' " w:xpath="/ns0:NavWordReportXmlPart[1]/ns0:Integer2[1]/ns0:CurrCode_CurrTotalBuff2[1]" w:storeItemID="{9FA183A9-2CCC-4B8E-BC93-47CE10359CA4}"/>
+                    <w15:dataBinding w:prefixMappings="xmlns:ns0='urn:microsoft-dynamics-nav/reports/Customer_Order_Detail/108/'" w:xpath="/ns0:NavWordReportXmlPart[1]/ns0:Integer2[1]/ns0:CurrCode_CurrTotalBuff2[1]" w:storeItemID="{9FA183A9-2CCC-4B8E-BC93-47CE10359CA4}"/>
                   </w:sdtPr>
                   <w:sdtContent>
                     <w:tc>
@@ -1601,7 +1601,7 @@
                     <w:placeholder>
                       <w:docPart w:val="FC78AE92F28D4A6B8F6E58240C39C6FE"/>
                     </w:placeholder>
-                    <w15:dataBinding w:prefixMappings="xmlns:ns0='urn:microsoft-dynamics-nav/reports/CustomerOrderDetail/50031/' " w:xpath="/ns0:NavWordReportXmlPart[1]/ns0:Customer[1]/ns0:CustomerNoAndName[1]" w:storeItemID="{9FA183A9-2CCC-4B8E-BC93-47CE10359CA4}"/>
+                    <w15:dataBinding w:prefixMappings="xmlns:ns0='urn:microsoft-dynamics-nav/reports/Customer_Order_Detail/108/'" w:xpath="/ns0:NavWordReportXmlPart[1]/ns0:Customer[1]/ns0:CustomerNoAndName[1]" w:storeItemID="{9FA183A9-2CCC-4B8E-BC93-47CE10359CA4}"/>
                   </w:sdtPr>
                   <w:sdtContent>
                     <w:tc>
@@ -2038,7 +2038,7 @@
                                 <w:placeholder>
                                   <w:docPart w:val="FC78AE92F28D4A6B8F6E58240C39C6FE"/>
                                 </w:placeholder>
-                                <w15:dataBinding w:prefixMappings="xmlns:ns0='urn:microsoft-dynamics-nav/reports/CustomerOrderDetail/50031/' " w:xpath="/ns0:NavWordReportXmlPart[1]/ns0:Customer[1]/ns0:Sales_Header[1]/ns0:OrderNoAndDate[1]" w:storeItemID="{9FA183A9-2CCC-4B8E-BC93-47CE10359CA4}"/>
+                                <w15:dataBinding w:prefixMappings="xmlns:ns0='urn:microsoft-dynamics-nav/reports/Customer_Order_Detail/108/'" w:xpath="/ns0:NavWordReportXmlPart[1]/ns0:Customer[1]/ns0:Sales_Header[1]/ns0:OrderNoAndDate[1]" w:storeItemID="{9FA183A9-2CCC-4B8E-BC93-47CE10359CA4}"/>
                               </w:sdtPr>
                               <w:sdtEndPr>
                                 <w:rPr>
@@ -2467,7 +2467,7 @@
                                     <w:placeholder>
                                       <w:docPart w:val="FC78AE92F28D4A6B8F6E58240C39C6FE"/>
                                     </w:placeholder>
-                                    <w15:dataBinding w:prefixMappings="xmlns:ns0='urn:microsoft-dynamics-nav/reports/CustomerOrderDetail/50031/' " w:xpath="/ns0:NavWordReportXmlPart[1]/ns0:Customer[1]/ns0:Sales_Header[1]/ns0:Sales_Line[1]/ns0:ShipmentDate_SalesLine[1]" w:storeItemID="{9FA183A9-2CCC-4B8E-BC93-47CE10359CA4}"/>
+                                    <w15:dataBinding w:prefixMappings="xmlns:ns0='urn:microsoft-dynamics-nav/reports/Customer_Order_Detail/108/'" w:xpath="/ns0:NavWordReportXmlPart[1]/ns0:Customer[1]/ns0:Sales_Header[1]/ns0:Sales_Line[1]/ns0:ShipmentDate_SalesLine[1]" w:storeItemID="{9FA183A9-2CCC-4B8E-BC93-47CE10359CA4}"/>
                                   </w:sdtPr>
                                   <w:sdtEndPr>
                                     <w:rPr>
@@ -2517,7 +2517,7 @@
                                     <w:placeholder>
                                       <w:docPart w:val="FC78AE92F28D4A6B8F6E58240C39C6FE"/>
                                     </w:placeholder>
-                                    <w15:dataBinding w:prefixMappings="xmlns:ns0='urn:microsoft-dynamics-nav/reports/CustomerOrderDetail/50031/' " w:xpath="/ns0:NavWordReportXmlPart[1]/ns0:Customer[1]/ns0:Sales_Header[1]/ns0:Sales_Line[1]/ns0:Type_SalesLine[1]" w:storeItemID="{9FA183A9-2CCC-4B8E-BC93-47CE10359CA4}"/>
+                                    <w15:dataBinding w:prefixMappings="xmlns:ns0='urn:microsoft-dynamics-nav/reports/Customer_Order_Detail/108/'" w:xpath="/ns0:NavWordReportXmlPart[1]/ns0:Customer[1]/ns0:Sales_Header[1]/ns0:Sales_Line[1]/ns0:Type_SalesLine[1]" w:storeItemID="{9FA183A9-2CCC-4B8E-BC93-47CE10359CA4}"/>
                                   </w:sdtPr>
                                   <w:sdtContent>
                                     <w:tc>
@@ -2559,7 +2559,7 @@
                                     <w:placeholder>
                                       <w:docPart w:val="FC78AE92F28D4A6B8F6E58240C39C6FE"/>
                                     </w:placeholder>
-                                    <w15:dataBinding w:prefixMappings="xmlns:ns0='urn:microsoft-dynamics-nav/reports/CustomerOrderDetail/50031/' " w:xpath="/ns0:NavWordReportXmlPart[1]/ns0:Customer[1]/ns0:Sales_Header[1]/ns0:Sales_Line[1]/ns0:No_SalesLine[1]" w:storeItemID="{9FA183A9-2CCC-4B8E-BC93-47CE10359CA4}"/>
+                                    <w15:dataBinding w:prefixMappings="xmlns:ns0='urn:microsoft-dynamics-nav/reports/Customer_Order_Detail/108/'" w:xpath="/ns0:NavWordReportXmlPart[1]/ns0:Customer[1]/ns0:Sales_Header[1]/ns0:Sales_Line[1]/ns0:No_SalesLine[1]" w:storeItemID="{9FA183A9-2CCC-4B8E-BC93-47CE10359CA4}"/>
                                   </w:sdtPr>
                                   <w:sdtContent>
                                     <w:tc>
@@ -2601,7 +2601,7 @@
                                     <w:placeholder>
                                       <w:docPart w:val="FC78AE92F28D4A6B8F6E58240C39C6FE"/>
                                     </w:placeholder>
-                                    <w15:dataBinding w:prefixMappings="xmlns:ns0='urn:microsoft-dynamics-nav/reports/CustomerOrderDetail/50031/' " w:xpath="/ns0:NavWordReportXmlPart[1]/ns0:Customer[1]/ns0:Sales_Header[1]/ns0:Sales_Line[1]/ns0:Description_SalesLine[1]" w:storeItemID="{9FA183A9-2CCC-4B8E-BC93-47CE10359CA4}"/>
+                                    <w15:dataBinding w:prefixMappings="xmlns:ns0='urn:microsoft-dynamics-nav/reports/Customer_Order_Detail/108/'" w:xpath="/ns0:NavWordReportXmlPart[1]/ns0:Customer[1]/ns0:Sales_Header[1]/ns0:Sales_Line[1]/ns0:Description_SalesLine[1]" w:storeItemID="{9FA183A9-2CCC-4B8E-BC93-47CE10359CA4}"/>
                                   </w:sdtPr>
                                   <w:sdtContent>
                                     <w:tc>
@@ -2643,7 +2643,7 @@
                                     <w:placeholder>
                                       <w:docPart w:val="FC78AE92F28D4A6B8F6E58240C39C6FE"/>
                                     </w:placeholder>
-                                    <w15:dataBinding w:prefixMappings="xmlns:ns0='urn:microsoft-dynamics-nav/reports/CustomerOrderDetail/50031/' " w:xpath="/ns0:NavWordReportXmlPart[1]/ns0:Customer[1]/ns0:Sales_Header[1]/ns0:Sales_Line[1]/ns0:Quantity_SalesLine[1]" w:storeItemID="{9FA183A9-2CCC-4B8E-BC93-47CE10359CA4}"/>
+                                    <w15:dataBinding w:prefixMappings="xmlns:ns0='urn:microsoft-dynamics-nav/reports/Customer_Order_Detail/108/'" w:xpath="/ns0:NavWordReportXmlPart[1]/ns0:Customer[1]/ns0:Sales_Header[1]/ns0:Sales_Line[1]/ns0:Quantity_SalesLine[1]" w:storeItemID="{9FA183A9-2CCC-4B8E-BC93-47CE10359CA4}"/>
                                   </w:sdtPr>
                                   <w:sdtContent>
                                     <w:tc>
@@ -2685,7 +2685,7 @@
                                     <w:placeholder>
                                       <w:docPart w:val="FC78AE92F28D4A6B8F6E58240C39C6FE"/>
                                     </w:placeholder>
-                                    <w15:dataBinding w:prefixMappings="xmlns:ns0='urn:microsoft-dynamics-nav/reports/CustomerOrderDetail/50031/' " w:xpath="/ns0:NavWordReportXmlPart[1]/ns0:Customer[1]/ns0:Sales_Header[1]/ns0:Sales_Line[1]/ns0:OutStandingQty_SalesLine[1]" w:storeItemID="{9FA183A9-2CCC-4B8E-BC93-47CE10359CA4}"/>
+                                    <w15:dataBinding w:prefixMappings="xmlns:ns0='urn:microsoft-dynamics-nav/reports/Customer_Order_Detail/108/'" w:xpath="/ns0:NavWordReportXmlPart[1]/ns0:Customer[1]/ns0:Sales_Header[1]/ns0:Sales_Line[1]/ns0:OutStandingQty_SalesLine[1]" w:storeItemID="{9FA183A9-2CCC-4B8E-BC93-47CE10359CA4}"/>
                                   </w:sdtPr>
                                   <w:sdtContent>
                                     <w:tc>
@@ -2727,7 +2727,7 @@
                                     <w:placeholder>
                                       <w:docPart w:val="FC78AE92F28D4A6B8F6E58240C39C6FE"/>
                                     </w:placeholder>
-                                    <w15:dataBinding w:prefixMappings="xmlns:ns0='urn:microsoft-dynamics-nav/reports/CustomerOrderDetail/50031/' " w:xpath="/ns0:NavWordReportXmlPart[1]/ns0:Customer[1]/ns0:Sales_Header[1]/ns0:Sales_Line[1]/ns0:BackOrderQty[1]" w:storeItemID="{9FA183A9-2CCC-4B8E-BC93-47CE10359CA4}"/>
+                                    <w15:dataBinding w:prefixMappings="xmlns:ns0='urn:microsoft-dynamics-nav/reports/Customer_Order_Detail/108/'" w:xpath="/ns0:NavWordReportXmlPart[1]/ns0:Customer[1]/ns0:Sales_Header[1]/ns0:Sales_Line[1]/ns0:BackOrderQty[1]" w:storeItemID="{9FA183A9-2CCC-4B8E-BC93-47CE10359CA4}"/>
                                   </w:sdtPr>
                                   <w:sdtContent>
                                     <w:tc>
@@ -2769,7 +2769,7 @@
                                     <w:placeholder>
                                       <w:docPart w:val="FC78AE92F28D4A6B8F6E58240C39C6FE"/>
                                     </w:placeholder>
-                                    <w15:dataBinding w:prefixMappings="xmlns:ns0='urn:microsoft-dynamics-nav/reports/CustomerOrderDetail/50031/' " w:xpath="/ns0:NavWordReportXmlPart[1]/ns0:Customer[1]/ns0:Sales_Header[1]/ns0:Sales_Line[1]/ns0:UnitPrice_SalesLine[1]" w:storeItemID="{9FA183A9-2CCC-4B8E-BC93-47CE10359CA4}"/>
+                                    <w15:dataBinding w:prefixMappings="xmlns:ns0='urn:microsoft-dynamics-nav/reports/Customer_Order_Detail/108/'" w:xpath="/ns0:NavWordReportXmlPart[1]/ns0:Customer[1]/ns0:Sales_Header[1]/ns0:Sales_Line[1]/ns0:UnitPrice_SalesLine[1]" w:storeItemID="{9FA183A9-2CCC-4B8E-BC93-47CE10359CA4}"/>
                                   </w:sdtPr>
                                   <w:sdtContent>
                                     <w:tc>
@@ -2811,7 +2811,7 @@
                                     <w:placeholder>
                                       <w:docPart w:val="FC78AE92F28D4A6B8F6E58240C39C6FE"/>
                                     </w:placeholder>
-                                    <w15:dataBinding w:prefixMappings="xmlns:ns0='urn:microsoft-dynamics-nav/reports/CustomerOrderDetail/50031/' " w:xpath="/ns0:NavWordReportXmlPart[1]/ns0:Customer[1]/ns0:Sales_Header[1]/ns0:Sales_Line[1]/ns0:LineDiscAmt_SalesLine[1]" w:storeItemID="{9FA183A9-2CCC-4B8E-BC93-47CE10359CA4}"/>
+                                    <w15:dataBinding w:prefixMappings="xmlns:ns0='urn:microsoft-dynamics-nav/reports/Customer_Order_Detail/108/'" w:xpath="/ns0:NavWordReportXmlPart[1]/ns0:Customer[1]/ns0:Sales_Header[1]/ns0:Sales_Line[1]/ns0:LineDiscAmt_SalesLine[1]" w:storeItemID="{9FA183A9-2CCC-4B8E-BC93-47CE10359CA4}"/>
                                   </w:sdtPr>
                                   <w:sdtContent>
                                     <w:tc>
@@ -2853,7 +2853,7 @@
                                     <w:placeholder>
                                       <w:docPart w:val="FC78AE92F28D4A6B8F6E58240C39C6FE"/>
                                     </w:placeholder>
-                                    <w15:dataBinding w:prefixMappings="xmlns:ns0='urn:microsoft-dynamics-nav/reports/CustomerOrderDetail/50031/' " w:xpath="/ns0:NavWordReportXmlPart[1]/ns0:Customer[1]/ns0:Sales_Header[1]/ns0:Sales_Line[1]/ns0:InvDiscAmt_SalesLine[1]" w:storeItemID="{9FA183A9-2CCC-4B8E-BC93-47CE10359CA4}"/>
+                                    <w15:dataBinding w:prefixMappings="xmlns:ns0='urn:microsoft-dynamics-nav/reports/Customer_Order_Detail/108/'" w:xpath="/ns0:NavWordReportXmlPart[1]/ns0:Customer[1]/ns0:Sales_Header[1]/ns0:Sales_Line[1]/ns0:InvDiscAmt_SalesLine[1]" w:storeItemID="{9FA183A9-2CCC-4B8E-BC93-47CE10359CA4}"/>
                                   </w:sdtPr>
                                   <w:sdtContent>
                                     <w:tc>
@@ -2895,7 +2895,7 @@
                                     <w:placeholder>
                                       <w:docPart w:val="FC78AE92F28D4A6B8F6E58240C39C6FE"/>
                                     </w:placeholder>
-                                    <w15:dataBinding w:prefixMappings="xmlns:ns0='urn:microsoft-dynamics-nav/reports/CustomerOrderDetail/50031/' " w:xpath="/ns0:NavWordReportXmlPart[1]/ns0:Customer[1]/ns0:Sales_Header[1]/ns0:Sales_Line[1]/ns0:SalesOrderAmount[1]" w:storeItemID="{9FA183A9-2CCC-4B8E-BC93-47CE10359CA4}"/>
+                                    <w15:dataBinding w:prefixMappings="xmlns:ns0='urn:microsoft-dynamics-nav/reports/Customer_Order_Detail/108/'" w:xpath="/ns0:NavWordReportXmlPart[1]/ns0:Customer[1]/ns0:Sales_Header[1]/ns0:Sales_Line[1]/ns0:SalesOrderAmount[1]" w:storeItemID="{9FA183A9-2CCC-4B8E-BC93-47CE10359CA4}"/>
                                   </w:sdtPr>
                                   <w:sdtContent>
                                     <w:tc>
@@ -3410,7 +3410,7 @@
                     <w:placeholder>
                       <w:docPart w:val="373D6BD1E8924BF88D06A44CCC57242C"/>
                     </w:placeholder>
-                    <w15:dataBinding w:prefixMappings="xmlns:ns0='urn:microsoft-dynamics-nav/reports/CustomerOrderDetail/50031/' " w:xpath="/ns0:NavWordReportXmlPart[1]/ns0:Customer[1]/ns0:Name_Customer[1]" w:storeItemID="{9FA183A9-2CCC-4B8E-BC93-47CE10359CA4}"/>
+                    <w15:dataBinding w:prefixMappings="xmlns:ns0='urn:microsoft-dynamics-nav/reports/Customer_Order_Detail/108/'" w:xpath="/ns0:NavWordReportXmlPart[1]/ns0:Customer[1]/ns0:Name_Customer[1]" w:storeItemID="{9FA183A9-2CCC-4B8E-BC93-47CE10359CA4}"/>
                   </w:sdtPr>
                   <w:sdtContent>
                     <w:tc>
@@ -3528,7 +3528,7 @@
                     <w:placeholder>
                       <w:docPart w:val="373D6BD1E8924BF88D06A44CCC57242C"/>
                     </w:placeholder>
-                    <w15:dataBinding w:prefixMappings="xmlns:ns0='urn:microsoft-dynamics-nav/reports/CustomerOrderDetail/50031/' " w:xpath="/ns0:NavWordReportXmlPart[1]/ns0:Customer[1]/ns0:Integer[1]/ns0:TotalAmt_CurrTotalBuff[1]" w:storeItemID="{9FA183A9-2CCC-4B8E-BC93-47CE10359CA4}"/>
+                    <w15:dataBinding w:prefixMappings="xmlns:ns0='urn:microsoft-dynamics-nav/reports/Customer_Order_Detail/108/'" w:xpath="/ns0:NavWordReportXmlPart[1]/ns0:Customer[1]/ns0:Integer[1]/ns0:TotalAmt_CurrTotalBuff[1]" w:storeItemID="{9FA183A9-2CCC-4B8E-BC93-47CE10359CA4}"/>
                   </w:sdtPr>
                   <w:sdtContent>
                     <w:tc>
@@ -3576,7 +3576,7 @@
                     <w:placeholder>
                       <w:docPart w:val="373D6BD1E8924BF88D06A44CCC57242C"/>
                     </w:placeholder>
-                    <w15:dataBinding w:prefixMappings="xmlns:ns0='urn:microsoft-dynamics-nav/reports/CustomerOrderDetail/50031/' " w:xpath="/ns0:NavWordReportXmlPart[1]/ns0:Customer[1]/ns0:Integer[1]/ns0:CurrCode_CurrTotalBuff[1]" w:storeItemID="{9FA183A9-2CCC-4B8E-BC93-47CE10359CA4}"/>
+                    <w15:dataBinding w:prefixMappings="xmlns:ns0='urn:microsoft-dynamics-nav/reports/Customer_Order_Detail/108/'" w:xpath="/ns0:NavWordReportXmlPart[1]/ns0:Customer[1]/ns0:Integer[1]/ns0:CurrCode_CurrTotalBuff[1]" w:storeItemID="{9FA183A9-2CCC-4B8E-BC93-47CE10359CA4}"/>
                   </w:sdtPr>
                   <w:sdtContent>
                     <w:tc>
